--- a/sorular/Kim11_tema-2-Cozunurluk-bolum-sonu-sorular.docx
+++ b/sorular/Kim11_tema-2-Cozunurluk-bolum-sonu-sorular.docx
@@ -782,16 +782,21 @@
     <w:p>
       <w:pPr>
         <w:pStyle w:val="ListParagraph"/>
-        <w:numPr>
-          <w:ilvl w:val="0"/>
-          <w:numId w:val="51"/>
-        </w:numPr>
+        <w:ind w:left="1080" w:hanging="360"/>
         <w:jc w:val="both"/>
         <w:rPr>
           <w:rFonts w:ascii="Times New Roman" w:hAnsi="Times New Roman" w:cs="Times New Roman"/>
           <w:lang w:val="tr-TR"/>
         </w:rPr>
       </w:pPr>
+      <w:r>
+        <w:rPr>
+          <w:rFonts w:ascii="Times New Roman" w:hAnsi="Times New Roman" w:cs="Times New Roman"/>
+          <w:lang w:val="tr-TR"/>
+        </w:rPr>
+        <w:t xml:space="preserve">a.</w:t>
+        <w:tab/>
+      </w:r>
       <w:r>
         <w:rPr>
           <w:rFonts w:ascii="Times New Roman" w:hAnsi="Times New Roman" w:cs="Times New Roman"/>
@@ -818,16 +823,21 @@
     <w:p>
       <w:pPr>
         <w:pStyle w:val="ListParagraph"/>
-        <w:numPr>
-          <w:ilvl w:val="0"/>
-          <w:numId w:val="51"/>
-        </w:numPr>
+        <w:ind w:left="1080" w:hanging="360"/>
         <w:jc w:val="both"/>
         <w:rPr>
           <w:rFonts w:ascii="Times New Roman" w:hAnsi="Times New Roman" w:cs="Times New Roman"/>
           <w:lang w:val="tr-TR"/>
         </w:rPr>
       </w:pPr>
+      <w:r>
+        <w:rPr>
+          <w:rFonts w:ascii="Times New Roman" w:hAnsi="Times New Roman" w:cs="Times New Roman"/>
+          <w:lang w:val="tr-TR"/>
+        </w:rPr>
+        <w:t xml:space="preserve">b.</w:t>
+        <w:tab/>
+      </w:r>
       <w:r>
         <w:rPr>
           <w:rFonts w:ascii="Times New Roman" w:hAnsi="Times New Roman" w:cs="Times New Roman"/>
@@ -916,7 +926,7 @@
           <w:color w:val="FF0000"/>
           <w:lang w:val="tr-TR"/>
         </w:rPr>
-        <w:t xml:space="preserve">Cevap: a) 4s</w:t>
+        <w:t xml:space="preserve">Cevap: a. 4s</w:t>
       </w:r>
       <w:r>
         <w:rPr>
@@ -967,7 +977,7 @@
           <w:color w:val="FF0000"/>
           <w:lang w:val="tr-TR"/>
         </w:rPr>
-        <w:t xml:space="preserve"> mol/L   b) ≈ 0,56 g</w:t>
+        <w:t xml:space="preserve"> mol/L   b. ≈ 0,56 g</w:t>
       </w:r>
     </w:p>
     <w:p>
@@ -2023,16 +2033,21 @@
     <w:p>
       <w:pPr>
         <w:pStyle w:val="ListParagraph"/>
-        <w:numPr>
-          <w:ilvl w:val="0"/>
-          <w:numId w:val="52"/>
-        </w:numPr>
+        <w:ind w:left="1080" w:hanging="360"/>
         <w:jc w:val="both"/>
         <w:rPr>
           <w:rFonts w:ascii="Times New Roman" w:hAnsi="Times New Roman" w:cs="Times New Roman"/>
           <w:lang w:val="tr-TR"/>
         </w:rPr>
       </w:pPr>
+      <w:r>
+        <w:rPr>
+          <w:rFonts w:ascii="Times New Roman" w:hAnsi="Times New Roman" w:cs="Times New Roman"/>
+          <w:lang w:val="tr-TR"/>
+        </w:rPr>
+        <w:t xml:space="preserve">a.</w:t>
+        <w:tab/>
+      </w:r>
       <w:r>
         <w:rPr>
           <w:rFonts w:ascii="Times New Roman" w:hAnsi="Times New Roman" w:cs="Times New Roman"/>
@@ -2078,16 +2093,21 @@
     <w:p>
       <w:pPr>
         <w:pStyle w:val="ListParagraph"/>
-        <w:numPr>
-          <w:ilvl w:val="0"/>
-          <w:numId w:val="52"/>
-        </w:numPr>
+        <w:ind w:left="1080" w:hanging="360"/>
         <w:jc w:val="both"/>
         <w:rPr>
           <w:rFonts w:ascii="Times New Roman" w:hAnsi="Times New Roman" w:cs="Times New Roman"/>
           <w:lang w:val="tr-TR"/>
         </w:rPr>
       </w:pPr>
+      <w:r>
+        <w:rPr>
+          <w:rFonts w:ascii="Times New Roman" w:hAnsi="Times New Roman" w:cs="Times New Roman"/>
+          <w:lang w:val="tr-TR"/>
+        </w:rPr>
+        <w:t xml:space="preserve">b.</w:t>
+        <w:tab/>
+      </w:r>
       <w:r>
         <w:rPr>
           <w:rFonts w:ascii="Times New Roman" w:hAnsi="Times New Roman" w:cs="Times New Roman"/>
@@ -2145,7 +2165,7 @@
           <w:color w:val="FF0000"/>
           <w:lang w:val="tr-TR"/>
         </w:rPr>
-        <w:t xml:space="preserve">Cevap: a) Asitlerden gelen H</w:t>
+        <w:t xml:space="preserve">Cevap: a. Asitlerden gelen H</w:t>
       </w:r>
       <w:r>
         <w:rPr>
@@ -2222,7 +2242,7 @@
           <w:color w:val="FF0000"/>
           <w:lang w:val="tr-TR"/>
         </w:rPr>
-        <w:t xml:space="preserve"> iyonlarını tüketir; derişimleri azalınca denge çözünme yönüne kayar ve mine aşınır.  b) F</w:t>
+        <w:t xml:space="preserve"> iyonlarını tüketir; derişimleri azalınca denge çözünme yönüne kayar ve mine aşınır.  b. F</w:t>
       </w:r>
       <w:r>
         <w:rPr>
